--- a/docs/escalations/ENG-DR-2026-08-06-01_All_Decisions_Completed.docx
+++ b/docs/escalations/ENG-DR-2026-08-06-01_All_Decisions_Completed.docx
@@ -2695,28 +2695,7 @@
                 <w:rFonts w:ascii="Aptos" w:hAnsi="Aptos"/>
                 <w:sz w:val="19"/>
               </w:rPr>
-              <w:t>To ensure there is no collision in identifiers. Instead of using random identifier we shall use UUID</w:t>
-            </w:r>
-            <w:r>
-              <w:rPr>
-                <w:rFonts w:ascii="Aptos" w:hAnsi="Aptos"/>
-                <w:sz w:val="19"/>
-              </w:rPr>
-              <w:t xml:space="preserve"> to replace the NNN at the end of the identifiers – (</w:t>
-            </w:r>
-            <w:r>
-              <w:rPr>
-                <w:rFonts w:ascii="Aptos" w:hAnsi="Aptos"/>
-                <w:sz w:val="19"/>
-              </w:rPr>
-              <w:t>SBR-SRV-TYPE-YYYYMMDD-NNN</w:t>
-            </w:r>
-            <w:r>
-              <w:rPr>
-                <w:rFonts w:ascii="Aptos" w:hAnsi="Aptos"/>
-                <w:sz w:val="19"/>
-              </w:rPr>
-              <w:t>)</w:t>
+              <w:t>To ensure there is no collision in identifiers. Instead of using random identifier we shall use UUID to replace the NNN at the end of the identifiers – (SBR-SRV-TYPE-YYYYMMDD-NNN)</w:t>
             </w:r>
             <w:r>
               <w:rPr>
@@ -3577,13 +3556,7 @@
               <w:rPr>
                 <w:sz w:val="19"/>
               </w:rPr>
-              <w:t>5</w:t>
-            </w:r>
-            <w:r>
-              <w:rPr>
-                <w:sz w:val="19"/>
-              </w:rPr>
-              <w:t xml:space="preserve">% is the standard rate for each party. </w:t>
+              <w:t xml:space="preserve">5% is the standard rate for each party. </w:t>
             </w:r>
             <w:r>
               <w:rPr>
@@ -4197,13 +4170,23 @@
             <w:pPr>
               <w:spacing w:before="40" w:after="40"/>
             </w:pPr>
+            <w:proofErr w:type="spellStart"/>
             <w:r>
               <w:rPr>
                 <w:b/>
                 <w:color w:val="5A5A5A"/>
                 <w:sz w:val="19"/>
               </w:rPr>
-              <w:t>Counsel position</w:t>
+              <w:t>Counsel</w:t>
+            </w:r>
+            <w:proofErr w:type="spellEnd"/>
+            <w:r>
+              <w:rPr>
+                <w:b/>
+                <w:color w:val="5A5A5A"/>
+                <w:sz w:val="19"/>
+              </w:rPr>
+              <w:t xml:space="preserve"> position</w:t>
             </w:r>
           </w:p>
         </w:tc>
@@ -4216,32 +4199,642 @@
             <w:pPr>
               <w:spacing w:after="0" w:line="240" w:lineRule="auto"/>
               <w:rPr>
+                <w:rFonts w:ascii="Aptos" w:hAnsi="Aptos"/>
+                <w:sz w:val="19"/>
+                <w:lang w:val="en-NG"/>
+              </w:rPr>
+            </w:pPr>
+            <w:r>
+              <w:rPr>
+                <w:rFonts w:ascii="Aptos" w:hAnsi="Aptos"/>
+                <w:sz w:val="19"/>
+                <w:lang w:val="en-NG"/>
+              </w:rPr>
+              <w:t xml:space="preserve">Recommended counsel position for formal signature: Clause 5 does not authorise VAT withholding from the seller’s property proceeds. Safebuyrealties International Ltd should charge VAT only on its taxable commission/service fee to the party liable for that fee. Buyer and seller engagement documents must expressly state </w:t>
+            </w:r>
+            <w:r>
+              <w:rPr>
+                <w:rFonts w:ascii="Aptos" w:hAnsi="Aptos"/>
+                <w:b/>
+                <w:bCs/>
+                <w:sz w:val="19"/>
+                <w:lang w:val="en-NG"/>
+              </w:rPr>
+              <w:t>“commission plus applicable VAT.”</w:t>
+            </w:r>
+            <w:r>
+              <w:rPr>
+                <w:rFonts w:ascii="Aptos" w:hAnsi="Aptos"/>
+                <w:sz w:val="19"/>
+                <w:lang w:val="en-NG"/>
+              </w:rPr>
+              <w:t xml:space="preserve"> No production VAT automation should be activated until counsel signs this position and the CEO, COO and CFO approve the configuration.</w:t>
+            </w:r>
+          </w:p>
+          <w:p>
+            <w:pPr>
+              <w:spacing w:after="0" w:line="240" w:lineRule="auto"/>
+              <w:rPr>
+                <w:rFonts w:ascii="Aptos" w:hAnsi="Aptos"/>
+                <w:sz w:val="19"/>
+                <w:lang w:val="en-NG"/>
+              </w:rPr>
+            </w:pPr>
+            <w:r>
+              <w:rPr>
+                <w:rFonts w:ascii="Aptos" w:hAnsi="Aptos"/>
+                <w:sz w:val="19"/>
+                <w:lang w:val="en-NG"/>
+              </w:rPr>
+              <w:t xml:space="preserve">The standard VAT rate is </w:t>
+            </w:r>
+            <w:r>
+              <w:rPr>
+                <w:rFonts w:ascii="Aptos" w:hAnsi="Aptos"/>
+                <w:b/>
+                <w:bCs/>
+                <w:sz w:val="19"/>
+                <w:lang w:val="en-NG"/>
+              </w:rPr>
+              <w:t>7.5%</w:t>
+            </w:r>
+            <w:r>
+              <w:rPr>
+                <w:rFonts w:ascii="Aptos" w:hAnsi="Aptos"/>
+                <w:sz w:val="19"/>
+                <w:lang w:val="en-NG"/>
+              </w:rPr>
+              <w:t>, and it is chargeable on all commissions.</w:t>
+            </w:r>
+          </w:p>
+          <w:p>
+            <w:pPr>
+              <w:spacing w:after="0" w:line="240" w:lineRule="auto"/>
+              <w:rPr>
+                <w:rFonts w:ascii="Aptos" w:hAnsi="Aptos"/>
+                <w:sz w:val="19"/>
+                <w:lang w:val="en-NG"/>
+              </w:rPr>
+            </w:pPr>
+            <w:r>
+              <w:rPr>
+                <w:rFonts w:ascii="Aptos" w:hAnsi="Aptos"/>
+                <w:sz w:val="19"/>
+                <w:lang w:val="en-NG"/>
+              </w:rPr>
+              <w:t xml:space="preserve">The application should have a dedicated </w:t>
+            </w:r>
+            <w:r>
+              <w:rPr>
+                <w:rFonts w:ascii="Aptos" w:hAnsi="Aptos"/>
+                <w:b/>
+                <w:bCs/>
+                <w:sz w:val="19"/>
+                <w:lang w:val="en-NG"/>
+              </w:rPr>
+              <w:t>VAT sub-account</w:t>
+            </w:r>
+            <w:r>
+              <w:rPr>
+                <w:rFonts w:ascii="Aptos" w:hAnsi="Aptos"/>
+                <w:sz w:val="19"/>
+                <w:lang w:val="en-NG"/>
+              </w:rPr>
+              <w:t xml:space="preserve"> into which all VAT charged on commissions is recorded for accounting, reconciliation and audit purposes, while the actual funds remain in the designated bank account.</w:t>
+            </w:r>
+          </w:p>
+          <w:p>
+            <w:pPr>
+              <w:spacing w:after="0" w:line="240" w:lineRule="auto"/>
+              <w:rPr>
+                <w:rFonts w:ascii="Aptos" w:hAnsi="Aptos"/>
+                <w:sz w:val="19"/>
+                <w:lang w:val="en-NG"/>
+              </w:rPr>
+            </w:pPr>
+            <w:r>
+              <w:rPr>
+                <w:rFonts w:ascii="Aptos" w:hAnsi="Aptos"/>
+                <w:sz w:val="19"/>
+                <w:lang w:val="en-NG"/>
+              </w:rPr>
+              <w:t xml:space="preserve">The price set by the seller for the property without including commission is known as the </w:t>
+            </w:r>
+            <w:r>
+              <w:rPr>
+                <w:rFonts w:ascii="Aptos" w:hAnsi="Aptos"/>
+                <w:b/>
+                <w:bCs/>
+                <w:sz w:val="19"/>
+                <w:lang w:val="en-NG"/>
+              </w:rPr>
+              <w:t>“Selling Price Ex-Commission.”</w:t>
+            </w:r>
+            <w:r>
+              <w:rPr>
+                <w:rFonts w:ascii="Aptos" w:hAnsi="Aptos"/>
+                <w:sz w:val="19"/>
+                <w:lang w:val="en-NG"/>
+              </w:rPr>
+              <w:br/>
+              <w:t xml:space="preserve">Example: </w:t>
+            </w:r>
+            <w:r>
+              <w:rPr>
+                <w:rFonts w:ascii="Aptos" w:hAnsi="Aptos"/>
+                <w:b/>
+                <w:bCs/>
+                <w:sz w:val="19"/>
+                <w:lang w:val="en-NG"/>
+              </w:rPr>
+              <w:t>₦30,000</w:t>
+            </w:r>
+          </w:p>
+          <w:p>
+            <w:pPr>
+              <w:spacing w:after="0" w:line="240" w:lineRule="auto"/>
+              <w:rPr>
+                <w:rFonts w:ascii="Aptos" w:hAnsi="Aptos"/>
+                <w:sz w:val="19"/>
+                <w:lang w:val="en-NG"/>
+              </w:rPr>
+            </w:pPr>
+            <w:r>
+              <w:rPr>
+                <w:rFonts w:ascii="Aptos" w:hAnsi="Aptos"/>
+                <w:sz w:val="19"/>
+                <w:lang w:val="en-NG"/>
+              </w:rPr>
+              <w:t xml:space="preserve">The selling price of the property after including commission at 10% is known as the </w:t>
+            </w:r>
+            <w:r>
+              <w:rPr>
+                <w:rFonts w:ascii="Aptos" w:hAnsi="Aptos"/>
+                <w:b/>
+                <w:bCs/>
+                <w:sz w:val="19"/>
+                <w:lang w:val="en-NG"/>
+              </w:rPr>
+              <w:t>“Selling Price Cum-Commission.”</w:t>
+            </w:r>
+            <w:r>
+              <w:rPr>
+                <w:rFonts w:ascii="Aptos" w:hAnsi="Aptos"/>
+                <w:sz w:val="19"/>
+                <w:lang w:val="en-NG"/>
+              </w:rPr>
+              <w:br/>
+              <w:t xml:space="preserve">Example: </w:t>
+            </w:r>
+            <w:r>
+              <w:rPr>
+                <w:rFonts w:ascii="Aptos" w:hAnsi="Aptos"/>
+                <w:b/>
+                <w:bCs/>
+                <w:sz w:val="19"/>
+                <w:lang w:val="en-NG"/>
+              </w:rPr>
+              <w:t>₦30,000 + 10% of ₦30,000 = ₦33,000 Selling Price Cum-Commission.</w:t>
+            </w:r>
+          </w:p>
+          <w:p>
+            <w:pPr>
+              <w:spacing w:after="0" w:line="240" w:lineRule="auto"/>
+              <w:rPr>
+                <w:rFonts w:ascii="Aptos" w:hAnsi="Aptos"/>
+                <w:sz w:val="19"/>
+                <w:lang w:val="en-NG"/>
+              </w:rPr>
+            </w:pPr>
+            <w:r>
+              <w:rPr>
+                <w:rFonts w:ascii="Aptos" w:hAnsi="Aptos"/>
+                <w:sz w:val="19"/>
+                <w:lang w:val="en-NG"/>
+              </w:rPr>
+              <w:t>If the seller transfers the responsibility for payment of the full commission to the buyer:</w:t>
+            </w:r>
+          </w:p>
+          <w:p>
+            <w:pPr>
+              <w:numPr>
+                <w:ilvl w:val="0"/>
+                <w:numId w:val="10"/>
+              </w:numPr>
+              <w:spacing w:after="0" w:line="240" w:lineRule="auto"/>
+              <w:rPr>
+                <w:rFonts w:ascii="Aptos" w:hAnsi="Aptos"/>
+                <w:sz w:val="19"/>
+                <w:lang w:val="en-NG"/>
+              </w:rPr>
+            </w:pPr>
+            <w:r>
+              <w:rPr>
+                <w:rFonts w:ascii="Aptos" w:hAnsi="Aptos"/>
+                <w:sz w:val="19"/>
+                <w:lang w:val="en-NG"/>
+              </w:rPr>
+              <w:t xml:space="preserve">The buyer pays </w:t>
+            </w:r>
+            <w:r>
+              <w:rPr>
+                <w:rFonts w:ascii="Aptos" w:hAnsi="Aptos"/>
+                <w:b/>
+                <w:bCs/>
+                <w:sz w:val="19"/>
+                <w:lang w:val="en-NG"/>
+              </w:rPr>
+              <w:t>₦33,000 Selling Price Cum-Commission</w:t>
+            </w:r>
+            <w:r>
+              <w:rPr>
+                <w:rFonts w:ascii="Aptos" w:hAnsi="Aptos"/>
+                <w:sz w:val="19"/>
+                <w:lang w:val="en-NG"/>
+              </w:rPr>
+              <w:t xml:space="preserve">, plus VAT at </w:t>
+            </w:r>
+            <w:r>
+              <w:rPr>
+                <w:rFonts w:ascii="Aptos" w:hAnsi="Aptos"/>
+                <w:b/>
+                <w:bCs/>
+                <w:sz w:val="19"/>
+                <w:lang w:val="en-NG"/>
+              </w:rPr>
+              <w:t xml:space="preserve">7.5% of the </w:t>
+            </w:r>
+            <w:r>
+              <w:rPr>
+                <w:rFonts w:ascii="Aptos" w:hAnsi="Aptos"/>
+                <w:b/>
+                <w:bCs/>
+                <w:sz w:val="19"/>
+                <w:lang w:val="en-NG"/>
+              </w:rPr>
+              <w:lastRenderedPageBreak/>
+              <w:t>₦3,000 commission</w:t>
+            </w:r>
+            <w:r>
+              <w:rPr>
+                <w:rFonts w:ascii="Aptos" w:hAnsi="Aptos"/>
+                <w:sz w:val="19"/>
+                <w:lang w:val="en-NG"/>
+              </w:rPr>
+              <w:t xml:space="preserve">. </w:t>
+            </w:r>
+          </w:p>
+          <w:p>
+            <w:pPr>
+              <w:numPr>
+                <w:ilvl w:val="0"/>
+                <w:numId w:val="10"/>
+              </w:numPr>
+              <w:spacing w:after="0" w:line="240" w:lineRule="auto"/>
+              <w:rPr>
+                <w:rFonts w:ascii="Aptos" w:hAnsi="Aptos"/>
+                <w:sz w:val="19"/>
+                <w:lang w:val="en-NG"/>
+              </w:rPr>
+            </w:pPr>
+            <w:r>
+              <w:rPr>
+                <w:rFonts w:ascii="Aptos" w:hAnsi="Aptos"/>
+                <w:sz w:val="19"/>
+                <w:lang w:val="en-NG"/>
+              </w:rPr>
+              <w:t xml:space="preserve">The seller receives the full </w:t>
+            </w:r>
+            <w:r>
+              <w:rPr>
+                <w:rFonts w:ascii="Aptos" w:hAnsi="Aptos"/>
+                <w:b/>
+                <w:bCs/>
+                <w:sz w:val="19"/>
+                <w:lang w:val="en-NG"/>
+              </w:rPr>
+              <w:t>₦30,000 Selling Price Ex-Commission</w:t>
+            </w:r>
+            <w:r>
+              <w:rPr>
+                <w:rFonts w:ascii="Aptos" w:hAnsi="Aptos"/>
+                <w:sz w:val="19"/>
+                <w:lang w:val="en-NG"/>
+              </w:rPr>
+              <w:t xml:space="preserve">. </w:t>
+            </w:r>
+          </w:p>
+          <w:p>
+            <w:pPr>
+              <w:numPr>
+                <w:ilvl w:val="0"/>
+                <w:numId w:val="10"/>
+              </w:numPr>
+              <w:spacing w:after="0" w:line="240" w:lineRule="auto"/>
+              <w:rPr>
+                <w:rFonts w:ascii="Aptos" w:hAnsi="Aptos"/>
+                <w:sz w:val="19"/>
+                <w:lang w:val="en-NG"/>
+              </w:rPr>
+            </w:pPr>
+            <w:r>
+              <w:rPr>
+                <w:rFonts w:ascii="Aptos" w:hAnsi="Aptos"/>
+                <w:sz w:val="19"/>
+                <w:lang w:val="en-NG"/>
+              </w:rPr>
+              <w:t xml:space="preserve">Safebuyrealties International Ltd receives the </w:t>
+            </w:r>
+            <w:r>
+              <w:rPr>
+                <w:rFonts w:ascii="Aptos" w:hAnsi="Aptos"/>
+                <w:b/>
+                <w:bCs/>
+                <w:sz w:val="19"/>
+                <w:lang w:val="en-NG"/>
+              </w:rPr>
+              <w:t>₦3,000 commission</w:t>
+            </w:r>
+            <w:r>
+              <w:rPr>
+                <w:rFonts w:ascii="Aptos" w:hAnsi="Aptos"/>
+                <w:sz w:val="19"/>
+                <w:lang w:val="en-NG"/>
+              </w:rPr>
+              <w:t xml:space="preserve">, together with VAT at </w:t>
+            </w:r>
+            <w:r>
+              <w:rPr>
+                <w:rFonts w:ascii="Aptos" w:hAnsi="Aptos"/>
+                <w:b/>
+                <w:bCs/>
+                <w:sz w:val="19"/>
+                <w:lang w:val="en-NG"/>
+              </w:rPr>
+              <w:t>7.5% of the ₦3,000 commission</w:t>
+            </w:r>
+            <w:r>
+              <w:rPr>
+                <w:rFonts w:ascii="Aptos" w:hAnsi="Aptos"/>
+                <w:sz w:val="19"/>
+                <w:lang w:val="en-NG"/>
+              </w:rPr>
+              <w:t xml:space="preserve">. </w:t>
+            </w:r>
+          </w:p>
+          <w:p>
+            <w:pPr>
+              <w:spacing w:after="0" w:line="240" w:lineRule="auto"/>
+              <w:rPr>
+                <w:rFonts w:ascii="Aptos" w:hAnsi="Aptos"/>
+                <w:sz w:val="19"/>
+                <w:lang w:val="en-NG"/>
+              </w:rPr>
+            </w:pPr>
+            <w:r>
+              <w:rPr>
+                <w:rFonts w:ascii="Aptos" w:hAnsi="Aptos"/>
+                <w:sz w:val="19"/>
+                <w:lang w:val="en-NG"/>
+              </w:rPr>
+              <w:t xml:space="preserve">If the buyer and seller share the commission at </w:t>
+            </w:r>
+            <w:r>
+              <w:rPr>
+                <w:rFonts w:ascii="Aptos" w:hAnsi="Aptos"/>
+                <w:b/>
+                <w:bCs/>
+                <w:sz w:val="19"/>
+                <w:lang w:val="en-NG"/>
+              </w:rPr>
+              <w:t>5% each</w:t>
+            </w:r>
+            <w:r>
+              <w:rPr>
+                <w:rFonts w:ascii="Aptos" w:hAnsi="Aptos"/>
+                <w:sz w:val="19"/>
+                <w:lang w:val="en-NG"/>
+              </w:rPr>
+              <w:t>:</w:t>
+            </w:r>
+          </w:p>
+          <w:p>
+            <w:pPr>
+              <w:numPr>
+                <w:ilvl w:val="0"/>
+                <w:numId w:val="11"/>
+              </w:numPr>
+              <w:spacing w:after="0" w:line="240" w:lineRule="auto"/>
+              <w:rPr>
+                <w:rFonts w:ascii="Aptos" w:hAnsi="Aptos"/>
+                <w:sz w:val="19"/>
+                <w:lang w:val="en-NG"/>
+              </w:rPr>
+            </w:pPr>
+            <w:r>
+              <w:rPr>
+                <w:rFonts w:ascii="Aptos" w:hAnsi="Aptos"/>
+                <w:sz w:val="19"/>
+                <w:lang w:val="en-NG"/>
+              </w:rPr>
+              <w:t xml:space="preserve">The buyer pays </w:t>
+            </w:r>
+            <w:r>
+              <w:rPr>
+                <w:rFonts w:ascii="Aptos" w:hAnsi="Aptos"/>
+                <w:b/>
+                <w:bCs/>
+                <w:sz w:val="19"/>
+                <w:lang w:val="en-NG"/>
+              </w:rPr>
+              <w:t>₦30,000 Selling Price Ex-Commission</w:t>
+            </w:r>
+            <w:r>
+              <w:rPr>
+                <w:rFonts w:ascii="Aptos" w:hAnsi="Aptos"/>
+                <w:sz w:val="19"/>
+                <w:lang w:val="en-NG"/>
+              </w:rPr>
+              <w:t xml:space="preserve">, plus </w:t>
+            </w:r>
+            <w:r>
+              <w:rPr>
+                <w:rFonts w:ascii="Aptos" w:hAnsi="Aptos"/>
+                <w:b/>
+                <w:bCs/>
+                <w:sz w:val="19"/>
+                <w:lang w:val="en-NG"/>
+              </w:rPr>
+              <w:t>₦1,500 commission (5%)</w:t>
+            </w:r>
+            <w:r>
+              <w:rPr>
+                <w:rFonts w:ascii="Aptos" w:hAnsi="Aptos"/>
+                <w:sz w:val="19"/>
+                <w:lang w:val="en-NG"/>
+              </w:rPr>
+              <w:t xml:space="preserve">, plus VAT at </w:t>
+            </w:r>
+            <w:r>
+              <w:rPr>
+                <w:rFonts w:ascii="Aptos" w:hAnsi="Aptos"/>
+                <w:b/>
+                <w:bCs/>
+                <w:sz w:val="19"/>
+                <w:lang w:val="en-NG"/>
+              </w:rPr>
+              <w:t>7.5% of the ₦1,500 commission</w:t>
+            </w:r>
+            <w:r>
+              <w:rPr>
+                <w:rFonts w:ascii="Aptos" w:hAnsi="Aptos"/>
+                <w:sz w:val="19"/>
+                <w:lang w:val="en-NG"/>
+              </w:rPr>
+              <w:t xml:space="preserve">. </w:t>
+            </w:r>
+          </w:p>
+          <w:p>
+            <w:pPr>
+              <w:numPr>
+                <w:ilvl w:val="0"/>
+                <w:numId w:val="11"/>
+              </w:numPr>
+              <w:spacing w:after="0" w:line="240" w:lineRule="auto"/>
+              <w:rPr>
+                <w:rFonts w:ascii="Aptos" w:hAnsi="Aptos"/>
+                <w:sz w:val="19"/>
+                <w:lang w:val="en-NG"/>
+              </w:rPr>
+            </w:pPr>
+            <w:r>
+              <w:rPr>
+                <w:rFonts w:ascii="Aptos" w:hAnsi="Aptos"/>
+                <w:sz w:val="19"/>
+                <w:lang w:val="en-NG"/>
+              </w:rPr>
+              <w:t xml:space="preserve">The seller receives </w:t>
+            </w:r>
+            <w:r>
+              <w:rPr>
+                <w:rFonts w:ascii="Aptos" w:hAnsi="Aptos"/>
+                <w:b/>
+                <w:bCs/>
+                <w:sz w:val="19"/>
+                <w:lang w:val="en-NG"/>
+              </w:rPr>
+              <w:t>₦30,000 Selling Price Ex-Commission</w:t>
+            </w:r>
+            <w:r>
+              <w:rPr>
+                <w:rFonts w:ascii="Aptos" w:hAnsi="Aptos"/>
+                <w:sz w:val="19"/>
+                <w:lang w:val="en-NG"/>
+              </w:rPr>
+              <w:t xml:space="preserve">, less </w:t>
+            </w:r>
+            <w:r>
+              <w:rPr>
+                <w:rFonts w:ascii="Aptos" w:hAnsi="Aptos"/>
+                <w:b/>
+                <w:bCs/>
+                <w:sz w:val="19"/>
+                <w:lang w:val="en-NG"/>
+              </w:rPr>
+              <w:t>₦1,500 commission (5%)</w:t>
+            </w:r>
+            <w:r>
+              <w:rPr>
+                <w:rFonts w:ascii="Aptos" w:hAnsi="Aptos"/>
+                <w:sz w:val="19"/>
+                <w:lang w:val="en-NG"/>
+              </w:rPr>
+              <w:t xml:space="preserve">, and less VAT at </w:t>
+            </w:r>
+            <w:r>
+              <w:rPr>
+                <w:rFonts w:ascii="Aptos" w:hAnsi="Aptos"/>
+                <w:b/>
+                <w:bCs/>
+                <w:sz w:val="19"/>
+                <w:lang w:val="en-NG"/>
+              </w:rPr>
+              <w:t>7.5% of the ₦1,500 commission</w:t>
+            </w:r>
+            <w:r>
+              <w:rPr>
+                <w:rFonts w:ascii="Aptos" w:hAnsi="Aptos"/>
+                <w:sz w:val="19"/>
+                <w:lang w:val="en-NG"/>
+              </w:rPr>
+              <w:t xml:space="preserve">. </w:t>
+            </w:r>
+          </w:p>
+          <w:p>
+            <w:pPr>
+              <w:numPr>
+                <w:ilvl w:val="0"/>
+                <w:numId w:val="11"/>
+              </w:numPr>
+              <w:spacing w:after="0" w:line="240" w:lineRule="auto"/>
+              <w:rPr>
+                <w:rFonts w:ascii="Aptos" w:hAnsi="Aptos"/>
+                <w:sz w:val="19"/>
+                <w:lang w:val="en-NG"/>
+              </w:rPr>
+            </w:pPr>
+            <w:r>
+              <w:rPr>
+                <w:rFonts w:ascii="Aptos" w:hAnsi="Aptos"/>
+                <w:sz w:val="19"/>
+                <w:lang w:val="en-NG"/>
+              </w:rPr>
+              <w:t xml:space="preserve">Safebuyrealties International Ltd receives the </w:t>
+            </w:r>
+            <w:r>
+              <w:rPr>
+                <w:rFonts w:ascii="Aptos" w:hAnsi="Aptos"/>
+                <w:b/>
+                <w:bCs/>
+                <w:sz w:val="19"/>
+                <w:lang w:val="en-NG"/>
+              </w:rPr>
+              <w:t>commission and VAT paid by the buyer</w:t>
+            </w:r>
+            <w:r>
+              <w:rPr>
+                <w:rFonts w:ascii="Aptos" w:hAnsi="Aptos"/>
+                <w:sz w:val="19"/>
+                <w:lang w:val="en-NG"/>
+              </w:rPr>
+              <w:t xml:space="preserve">, together with the </w:t>
+            </w:r>
+            <w:r>
+              <w:rPr>
+                <w:rFonts w:ascii="Aptos" w:hAnsi="Aptos"/>
+                <w:b/>
+                <w:bCs/>
+                <w:sz w:val="19"/>
+                <w:lang w:val="en-NG"/>
+              </w:rPr>
+              <w:t>commission and VAT deducted from the seller’s payment</w:t>
+            </w:r>
+            <w:r>
+              <w:rPr>
+                <w:rFonts w:ascii="Aptos" w:hAnsi="Aptos"/>
+                <w:sz w:val="19"/>
+                <w:lang w:val="en-NG"/>
+              </w:rPr>
+              <w:t>.</w:t>
+            </w:r>
+          </w:p>
+          <w:p>
+            <w:pPr>
+              <w:spacing w:after="0" w:line="240" w:lineRule="auto"/>
+              <w:rPr>
                 <w:highlight w:val="yellow"/>
               </w:rPr>
             </w:pPr>
-            <w:r>
-              <w:rPr>
-                <w:rFonts w:ascii="Aptos" w:hAnsi="Aptos"/>
-                <w:sz w:val="19"/>
-                <w:highlight w:val="yellow"/>
-              </w:rPr>
-              <w:t>Recommended counsel position for formal signature: Clause 5 does not authorise VAT withholding from the seller’s property proceeds. Safebuyrealties International Ltd should invoice VAT only on its taxable commission/service fee to the party liable for that fee. Buyer and seller engagement documents must expressly state “commission plus applicable VAT”. No production VAT automation should activate until counsel signs this position and the CEO, COO and CFO approve the configuration.</w:t>
-            </w:r>
-            <w:r>
-              <w:rPr>
-                <w:rFonts w:ascii="Aptos" w:hAnsi="Aptos"/>
-                <w:sz w:val="19"/>
-                <w:highlight w:val="yellow"/>
-              </w:rPr>
-              <w:br/>
-            </w:r>
-            <w:r>
-              <w:rPr>
-                <w:rFonts w:ascii="Aptos" w:hAnsi="Aptos"/>
-                <w:highlight w:val="yellow"/>
-              </w:rPr>
-              <w:br/>
-            </w:r>
           </w:p>
         </w:tc>
       </w:tr>
@@ -4261,6 +4854,7 @@
                 <w:color w:val="5A5A5A"/>
                 <w:sz w:val="19"/>
               </w:rPr>
+              <w:lastRenderedPageBreak/>
               <w:t>Decided by</w:t>
             </w:r>
           </w:p>
@@ -4956,14 +5550,7 @@
                 <w:sz w:val="19"/>
               </w:rPr>
               <w:br/>
-              <w:t xml:space="preserve">We </w:t>
-            </w:r>
-            <w:r>
-              <w:rPr>
-                <w:rFonts w:ascii="Aptos" w:hAnsi="Aptos"/>
-                <w:sz w:val="19"/>
-              </w:rPr>
-              <w:t>shall use UUID to replace the NNN at the end of the identifiers – (SBR-SRV-TYPE-YYYYMMDD-NNN)</w:t>
+              <w:t>We shall use UUID to replace the NNN at the end of the identifiers – (SBR-SRV-TYPE-YYYYMMDD-NNN)</w:t>
             </w:r>
             <w:r>
               <w:rPr>
@@ -7946,6 +8533,232 @@
       </w:rPr>
     </w:lvl>
   </w:abstractNum>
+  <w:abstractNum w:abstractNumId="9" w15:restartNumberingAfterBreak="0">
+    <w:nsid w:val="1CCD23F5"/>
+    <w:multiLevelType w:val="multilevel"/>
+    <w:tmpl w:val="4B3220F0"/>
+    <w:lvl w:ilvl="0">
+      <w:start w:val="1"/>
+      <w:numFmt w:val="decimal"/>
+      <w:lvlText w:val="%1."/>
+      <w:lvlJc w:val="left"/>
+      <w:pPr>
+        <w:tabs>
+          <w:tab w:val="num" w:pos="720"/>
+        </w:tabs>
+        <w:ind w:left="720" w:hanging="360"/>
+      </w:pPr>
+    </w:lvl>
+    <w:lvl w:ilvl="1" w:tentative="1">
+      <w:start w:val="1"/>
+      <w:numFmt w:val="decimal"/>
+      <w:lvlText w:val="%2."/>
+      <w:lvlJc w:val="left"/>
+      <w:pPr>
+        <w:tabs>
+          <w:tab w:val="num" w:pos="1440"/>
+        </w:tabs>
+        <w:ind w:left="1440" w:hanging="360"/>
+      </w:pPr>
+    </w:lvl>
+    <w:lvl w:ilvl="2" w:tentative="1">
+      <w:start w:val="1"/>
+      <w:numFmt w:val="decimal"/>
+      <w:lvlText w:val="%3."/>
+      <w:lvlJc w:val="left"/>
+      <w:pPr>
+        <w:tabs>
+          <w:tab w:val="num" w:pos="2160"/>
+        </w:tabs>
+        <w:ind w:left="2160" w:hanging="360"/>
+      </w:pPr>
+    </w:lvl>
+    <w:lvl w:ilvl="3" w:tentative="1">
+      <w:start w:val="1"/>
+      <w:numFmt w:val="decimal"/>
+      <w:lvlText w:val="%4."/>
+      <w:lvlJc w:val="left"/>
+      <w:pPr>
+        <w:tabs>
+          <w:tab w:val="num" w:pos="2880"/>
+        </w:tabs>
+        <w:ind w:left="2880" w:hanging="360"/>
+      </w:pPr>
+    </w:lvl>
+    <w:lvl w:ilvl="4" w:tentative="1">
+      <w:start w:val="1"/>
+      <w:numFmt w:val="decimal"/>
+      <w:lvlText w:val="%5."/>
+      <w:lvlJc w:val="left"/>
+      <w:pPr>
+        <w:tabs>
+          <w:tab w:val="num" w:pos="3600"/>
+        </w:tabs>
+        <w:ind w:left="3600" w:hanging="360"/>
+      </w:pPr>
+    </w:lvl>
+    <w:lvl w:ilvl="5" w:tentative="1">
+      <w:start w:val="1"/>
+      <w:numFmt w:val="decimal"/>
+      <w:lvlText w:val="%6."/>
+      <w:lvlJc w:val="left"/>
+      <w:pPr>
+        <w:tabs>
+          <w:tab w:val="num" w:pos="4320"/>
+        </w:tabs>
+        <w:ind w:left="4320" w:hanging="360"/>
+      </w:pPr>
+    </w:lvl>
+    <w:lvl w:ilvl="6" w:tentative="1">
+      <w:start w:val="1"/>
+      <w:numFmt w:val="decimal"/>
+      <w:lvlText w:val="%7."/>
+      <w:lvlJc w:val="left"/>
+      <w:pPr>
+        <w:tabs>
+          <w:tab w:val="num" w:pos="5040"/>
+        </w:tabs>
+        <w:ind w:left="5040" w:hanging="360"/>
+      </w:pPr>
+    </w:lvl>
+    <w:lvl w:ilvl="7" w:tentative="1">
+      <w:start w:val="1"/>
+      <w:numFmt w:val="decimal"/>
+      <w:lvlText w:val="%8."/>
+      <w:lvlJc w:val="left"/>
+      <w:pPr>
+        <w:tabs>
+          <w:tab w:val="num" w:pos="5760"/>
+        </w:tabs>
+        <w:ind w:left="5760" w:hanging="360"/>
+      </w:pPr>
+    </w:lvl>
+    <w:lvl w:ilvl="8" w:tentative="1">
+      <w:start w:val="1"/>
+      <w:numFmt w:val="decimal"/>
+      <w:lvlText w:val="%9."/>
+      <w:lvlJc w:val="left"/>
+      <w:pPr>
+        <w:tabs>
+          <w:tab w:val="num" w:pos="6480"/>
+        </w:tabs>
+        <w:ind w:left="6480" w:hanging="360"/>
+      </w:pPr>
+    </w:lvl>
+  </w:abstractNum>
+  <w:abstractNum w:abstractNumId="10" w15:restartNumberingAfterBreak="0">
+    <w:nsid w:val="2C5200EB"/>
+    <w:multiLevelType w:val="multilevel"/>
+    <w:tmpl w:val="CB5C316E"/>
+    <w:lvl w:ilvl="0">
+      <w:start w:val="1"/>
+      <w:numFmt w:val="decimal"/>
+      <w:lvlText w:val="%1."/>
+      <w:lvlJc w:val="left"/>
+      <w:pPr>
+        <w:tabs>
+          <w:tab w:val="num" w:pos="720"/>
+        </w:tabs>
+        <w:ind w:left="720" w:hanging="360"/>
+      </w:pPr>
+    </w:lvl>
+    <w:lvl w:ilvl="1" w:tentative="1">
+      <w:start w:val="1"/>
+      <w:numFmt w:val="decimal"/>
+      <w:lvlText w:val="%2."/>
+      <w:lvlJc w:val="left"/>
+      <w:pPr>
+        <w:tabs>
+          <w:tab w:val="num" w:pos="1440"/>
+        </w:tabs>
+        <w:ind w:left="1440" w:hanging="360"/>
+      </w:pPr>
+    </w:lvl>
+    <w:lvl w:ilvl="2" w:tentative="1">
+      <w:start w:val="1"/>
+      <w:numFmt w:val="decimal"/>
+      <w:lvlText w:val="%3."/>
+      <w:lvlJc w:val="left"/>
+      <w:pPr>
+        <w:tabs>
+          <w:tab w:val="num" w:pos="2160"/>
+        </w:tabs>
+        <w:ind w:left="2160" w:hanging="360"/>
+      </w:pPr>
+    </w:lvl>
+    <w:lvl w:ilvl="3" w:tentative="1">
+      <w:start w:val="1"/>
+      <w:numFmt w:val="decimal"/>
+      <w:lvlText w:val="%4."/>
+      <w:lvlJc w:val="left"/>
+      <w:pPr>
+        <w:tabs>
+          <w:tab w:val="num" w:pos="2880"/>
+        </w:tabs>
+        <w:ind w:left="2880" w:hanging="360"/>
+      </w:pPr>
+    </w:lvl>
+    <w:lvl w:ilvl="4" w:tentative="1">
+      <w:start w:val="1"/>
+      <w:numFmt w:val="decimal"/>
+      <w:lvlText w:val="%5."/>
+      <w:lvlJc w:val="left"/>
+      <w:pPr>
+        <w:tabs>
+          <w:tab w:val="num" w:pos="3600"/>
+        </w:tabs>
+        <w:ind w:left="3600" w:hanging="360"/>
+      </w:pPr>
+    </w:lvl>
+    <w:lvl w:ilvl="5" w:tentative="1">
+      <w:start w:val="1"/>
+      <w:numFmt w:val="decimal"/>
+      <w:lvlText w:val="%6."/>
+      <w:lvlJc w:val="left"/>
+      <w:pPr>
+        <w:tabs>
+          <w:tab w:val="num" w:pos="4320"/>
+        </w:tabs>
+        <w:ind w:left="4320" w:hanging="360"/>
+      </w:pPr>
+    </w:lvl>
+    <w:lvl w:ilvl="6" w:tentative="1">
+      <w:start w:val="1"/>
+      <w:numFmt w:val="decimal"/>
+      <w:lvlText w:val="%7."/>
+      <w:lvlJc w:val="left"/>
+      <w:pPr>
+        <w:tabs>
+          <w:tab w:val="num" w:pos="5040"/>
+        </w:tabs>
+        <w:ind w:left="5040" w:hanging="360"/>
+      </w:pPr>
+    </w:lvl>
+    <w:lvl w:ilvl="7" w:tentative="1">
+      <w:start w:val="1"/>
+      <w:numFmt w:val="decimal"/>
+      <w:lvlText w:val="%8."/>
+      <w:lvlJc w:val="left"/>
+      <w:pPr>
+        <w:tabs>
+          <w:tab w:val="num" w:pos="5760"/>
+        </w:tabs>
+        <w:ind w:left="5760" w:hanging="360"/>
+      </w:pPr>
+    </w:lvl>
+    <w:lvl w:ilvl="8" w:tentative="1">
+      <w:start w:val="1"/>
+      <w:numFmt w:val="decimal"/>
+      <w:lvlText w:val="%9."/>
+      <w:lvlJc w:val="left"/>
+      <w:pPr>
+        <w:tabs>
+          <w:tab w:val="num" w:pos="6480"/>
+        </w:tabs>
+        <w:ind w:left="6480" w:hanging="360"/>
+      </w:pPr>
+    </w:lvl>
+  </w:abstractNum>
   <w:num w:numId="1" w16cid:durableId="1645156946">
     <w:abstractNumId w:val="8"/>
   </w:num>
@@ -7972,6 +8785,12 @@
   </w:num>
   <w:num w:numId="9" w16cid:durableId="616253347">
     <w:abstractNumId w:val="0"/>
+  </w:num>
+  <w:num w:numId="10" w16cid:durableId="2035878883">
+    <w:abstractNumId w:val="9"/>
+  </w:num>
+  <w:num w:numId="11" w16cid:durableId="1465539056">
+    <w:abstractNumId w:val="10"/>
   </w:num>
 </w:numbering>
 </file>
@@ -8587,7 +9406,6 @@
   <w:style w:type="character" w:default="1" w:styleId="DefaultParagraphFont">
     <w:name w:val="Default Paragraph Font"/>
     <w:uiPriority w:val="1"/>
-    <w:semiHidden/>
     <w:unhideWhenUsed/>
   </w:style>
   <w:style w:type="table" w:default="1" w:styleId="TableNormal">
